--- a/template.docx
+++ b/template.docx
@@ -97,11 +97,12 @@
                 <w:rFonts w:ascii="Calibri" w:cs="Calibri" w:eastAsia="Calibri" w:hAnsi="Calibri"/>
                 <w:b/>
                 <w:bCs/>
+                <w:caps/>
                 <w:color w:val="005AAB"/>
-                <w:sz w:val="36"/>
-                <w:szCs w:val="36"/>
-              </w:rPr>
-              <w:t xml:space="preserve">Get to Know You</w:t>
+                <w:sz w:val="34"/>
+                <w:szCs w:val="34"/>
+              </w:rPr>
+              <w:t xml:space="preserve">PHIẾU THÔNG TIN ỨNG VIÊN</w:t>
             </w:r>
           </w:p>
           <w:p>
@@ -116,7 +117,7 @@
                 <w:sz w:val="17"/>
                 <w:szCs w:val="17"/>
               </w:rPr>
-              <w:t xml:space="preserve">Phiếu thông tin sơ tuyển — Blue Sky Corporation</w:t>
+              <w:t xml:space="preserve">Blue Sky Corporation</w:t>
             </w:r>
           </w:p>
         </w:tc>
@@ -175,7 +176,7 @@
                 <w:sz w:val="22"/>
                 <w:szCs w:val="22"/>
               </w:rPr>
-              <w:t xml:space="preserve">I.  Thông tin liên hệ</w:t>
+              <w:t xml:space="preserve">I.  Thông tin</w:t>
             </w:r>
           </w:p>
         </w:tc>
@@ -857,7 +858,7 @@
                 <w:sz w:val="17"/>
                 <w:szCs w:val="17"/>
               </w:rPr>
-              <w:t xml:space="preserve">Tóm tắt chuyên môn cốt lõi</w:t>
+              <w:t xml:space="preserve">Tóm tắt chuyên môn</w:t>
             </w:r>
           </w:p>
           <w:p>
@@ -1023,7 +1024,7 @@
                 <w:sz w:val="22"/>
                 <w:szCs w:val="22"/>
               </w:rPr>
-              <w:t xml:space="preserve">III.  Quá trình công tác</w:t>
+              <w:t xml:space="preserve">III.  Quá trình làm việc</w:t>
             </w:r>
           </w:p>
         </w:tc>
@@ -1353,104 +1354,6 @@
                 <w:szCs w:val="18"/>
               </w:rPr>
               <w:t xml:space="preserve">{exp2_period}</w:t>
-            </w:r>
-          </w:p>
-        </w:tc>
-      </w:tr>
-      <w:tr>
-        <w:tc>
-          <w:tcPr>
-            <w:tcW w:type="dxa" w:w="2800"/>
-            <w:gridSpan w:val="1"/>
-            <w:tcBorders>
-              <w:top w:val="single" w:color="C8DDF0" w:sz="3"/>
-              <w:left w:val="single" w:color="C8DDF0" w:sz="3"/>
-              <w:bottom w:val="single" w:color="C8DDF0" w:sz="3"/>
-              <w:right w:val="single" w:color="C8DDF0" w:sz="3"/>
-            </w:tcBorders>
-            <w:tcMar>
-              <w:top w:type="dxa" w:w="60"/>
-              <w:left w:type="dxa" w:w="100"/>
-              <w:bottom w:type="dxa" w:w="60"/>
-              <w:right w:type="dxa" w:w="100"/>
-            </w:tcMar>
-          </w:tcPr>
-          <w:p>
-            <w:pPr>
-              <w:spacing w:after="0" w:before="0"/>
-            </w:pPr>
-            <w:r>
-              <w:rPr>
-                <w:rFonts w:ascii="Calibri" w:cs="Calibri" w:eastAsia="Calibri" w:hAnsi="Calibri"/>
-                <w:color w:val="1F2937"/>
-                <w:sz w:val="18"/>
-                <w:szCs w:val="18"/>
-              </w:rPr>
-              <w:t xml:space="preserve">{exp3_company}</w:t>
-            </w:r>
-          </w:p>
-        </w:tc>
-        <w:tc>
-          <w:tcPr>
-            <w:tcW w:type="dxa" w:w="3400"/>
-            <w:gridSpan w:val="1"/>
-            <w:tcBorders>
-              <w:top w:val="single" w:color="C8DDF0" w:sz="3"/>
-              <w:left w:val="single" w:color="C8DDF0" w:sz="3"/>
-              <w:bottom w:val="single" w:color="C8DDF0" w:sz="3"/>
-              <w:right w:val="single" w:color="C8DDF0" w:sz="3"/>
-            </w:tcBorders>
-            <w:tcMar>
-              <w:top w:type="dxa" w:w="60"/>
-              <w:left w:type="dxa" w:w="100"/>
-              <w:bottom w:type="dxa" w:w="60"/>
-              <w:right w:type="dxa" w:w="100"/>
-            </w:tcMar>
-          </w:tcPr>
-          <w:p>
-            <w:pPr>
-              <w:spacing w:after="0" w:before="0"/>
-            </w:pPr>
-            <w:r>
-              <w:rPr>
-                <w:rFonts w:ascii="Calibri" w:cs="Calibri" w:eastAsia="Calibri" w:hAnsi="Calibri"/>
-                <w:color w:val="1F2937"/>
-                <w:sz w:val="18"/>
-                <w:szCs w:val="18"/>
-              </w:rPr>
-              <w:t xml:space="preserve">{exp3_title}</w:t>
-            </w:r>
-          </w:p>
-        </w:tc>
-        <w:tc>
-          <w:tcPr>
-            <w:tcW w:type="dxa" w:w="4600"/>
-            <w:gridSpan w:val="1"/>
-            <w:tcBorders>
-              <w:top w:val="single" w:color="C8DDF0" w:sz="3"/>
-              <w:left w:val="single" w:color="C8DDF0" w:sz="3"/>
-              <w:bottom w:val="single" w:color="C8DDF0" w:sz="3"/>
-              <w:right w:val="single" w:color="C8DDF0" w:sz="3"/>
-            </w:tcBorders>
-            <w:tcMar>
-              <w:top w:type="dxa" w:w="60"/>
-              <w:left w:type="dxa" w:w="100"/>
-              <w:bottom w:type="dxa" w:w="60"/>
-              <w:right w:type="dxa" w:w="100"/>
-            </w:tcMar>
-          </w:tcPr>
-          <w:p>
-            <w:pPr>
-              <w:spacing w:after="0" w:before="0"/>
-            </w:pPr>
-            <w:r>
-              <w:rPr>
-                <w:rFonts w:ascii="Calibri" w:cs="Calibri" w:eastAsia="Calibri" w:hAnsi="Calibri"/>
-                <w:color w:val="1F2937"/>
-                <w:sz w:val="18"/>
-                <w:szCs w:val="18"/>
-              </w:rPr>
-              <w:t xml:space="preserve">{exp3_period}</w:t>
             </w:r>
           </w:p>
         </w:tc>
@@ -1822,142 +1725,7 @@
                 <w:sz w:val="22"/>
                 <w:szCs w:val="22"/>
               </w:rPr>
-              <w:t xml:space="preserve">V.  Lý do ứng tuyển</w:t>
-            </w:r>
-          </w:p>
-        </w:tc>
-      </w:tr>
-    </w:tbl>
-    <w:p>
-      <w:pPr>
-        <w:spacing w:after="0" w:before="8"/>
-      </w:pPr>
-      <w:r>
-        <w:t xml:space="preserve"/>
-      </w:r>
-    </w:p>
-    <w:tbl>
-      <w:tblPr>
-        <w:tblW w:type="dxa" w:w="10800"/>
-        <w:tblBorders>
-          <w:top w:val="single" w:color="auto" w:sz="4"/>
-          <w:left w:val="single" w:color="auto" w:sz="4"/>
-          <w:bottom w:val="single" w:color="auto" w:sz="4"/>
-          <w:right w:val="single" w:color="auto" w:sz="4"/>
-          <w:insideH w:val="single" w:color="auto" w:sz="4"/>
-          <w:insideV w:val="single" w:color="auto" w:sz="4"/>
-        </w:tblBorders>
-      </w:tblPr>
-      <w:tblGrid>
-        <w:gridCol w:w="10800"/>
-      </w:tblGrid>
-      <w:tr>
-        <w:tc>
-          <w:tcPr>
-            <w:tcW w:type="dxa" w:w="10800"/>
-            <w:tcBorders>
-              <w:top w:val="single" w:color="C8DDF0" w:sz="3"/>
-              <w:left w:val="single" w:color="C8DDF0" w:sz="3"/>
-              <w:bottom w:val="single" w:color="C8DDF0" w:sz="3"/>
-              <w:right w:val="single" w:color="C8DDF0" w:sz="3"/>
-            </w:tcBorders>
-            <w:shd w:fill="F8FAFD" w:val="clear"/>
-            <w:tcMar>
-              <w:top w:type="dxa" w:w="80"/>
-              <w:left w:type="dxa" w:w="140"/>
-              <w:bottom w:type="dxa" w:w="100"/>
-              <w:right w:type="dxa" w:w="140"/>
-            </w:tcMar>
-          </w:tcPr>
-          <w:p>
-            <w:pPr>
-              <w:spacing w:after="10" w:before="0"/>
-            </w:pPr>
-            <w:r>
-              <w:rPr>
-                <w:rFonts w:ascii="Calibri" w:cs="Calibri" w:eastAsia="Calibri" w:hAnsi="Calibri"/>
-                <w:b/>
-                <w:bCs/>
-                <w:i/>
-                <w:iCs/>
-                <w:color w:val="5B8DB8"/>
-                <w:sz w:val="17"/>
-                <w:szCs w:val="17"/>
-              </w:rPr>
-              <w:t xml:space="preserve">"Điều gì khiến bạn muốn gia nhập Blue Sky Corporation?"</w:t>
-            </w:r>
-          </w:p>
-          <w:p>
-            <w:pPr>
-              <w:spacing w:after="0" w:before="0"/>
-            </w:pPr>
-            <w:r>
-              <w:rPr>
-                <w:rFonts w:ascii="Calibri" w:cs="Calibri" w:eastAsia="Calibri" w:hAnsi="Calibri"/>
-                <w:color w:val="1F2937"/>
-                <w:sz w:val="18"/>
-                <w:szCs w:val="18"/>
-              </w:rPr>
-              <w:t xml:space="preserve">{why_bsc}</w:t>
-            </w:r>
-          </w:p>
-        </w:tc>
-      </w:tr>
-    </w:tbl>
-    <w:p>
-      <w:pPr>
-        <w:spacing w:after="0" w:before="20"/>
-      </w:pPr>
-      <w:r>
-        <w:t xml:space="preserve"/>
-      </w:r>
-    </w:p>
-    <w:tbl>
-      <w:tblPr>
-        <w:tblW w:type="dxa" w:w="10800"/>
-        <w:tblBorders>
-          <w:top w:val="single" w:color="auto" w:sz="4"/>
-          <w:left w:val="single" w:color="auto" w:sz="4"/>
-          <w:bottom w:val="single" w:color="auto" w:sz="4"/>
-          <w:right w:val="single" w:color="auto" w:sz="4"/>
-          <w:insideH w:val="single" w:color="auto" w:sz="4"/>
-          <w:insideV w:val="single" w:color="auto" w:sz="4"/>
-        </w:tblBorders>
-      </w:tblPr>
-      <w:tblGrid>
-        <w:gridCol w:w="10800"/>
-      </w:tblGrid>
-      <w:tr>
-        <w:tc>
-          <w:tcPr>
-            <w:tcW w:type="dxa" w:w="10800"/>
-            <w:tcBorders>
-              <w:top w:val="none" w:color="FFFFFF" w:sz="0"/>
-              <w:left w:val="none" w:color="FFFFFF" w:sz="0"/>
-              <w:bottom w:val="single" w:color="005AAB" w:sz="6"/>
-              <w:right w:val="none" w:color="FFFFFF" w:sz="0"/>
-            </w:tcBorders>
-            <w:tcMar>
-              <w:top w:type="dxa" w:w="0"/>
-              <w:left w:type="dxa" w:w="0"/>
-              <w:bottom w:type="dxa" w:w="60"/>
-              <w:right w:type="dxa" w:w="0"/>
-            </w:tcMar>
-          </w:tcPr>
-          <w:p>
-            <w:pPr>
-              <w:spacing w:after="0" w:before="0"/>
-            </w:pPr>
-            <w:r>
-              <w:rPr>
-                <w:rFonts w:ascii="Calibri" w:cs="Calibri" w:eastAsia="Calibri" w:hAnsi="Calibri"/>
-                <w:b/>
-                <w:bCs/>
-                <w:color w:val="005AAB"/>
-                <w:sz w:val="22"/>
-                <w:szCs w:val="22"/>
-              </w:rPr>
-              <w:t xml:space="preserve">VI.  Tham vấn (nếu có)</w:t>
+              <w:t xml:space="preserve">V.  Tham vấn</w:t>
             </w:r>
           </w:p>
         </w:tc>
